--- a/contents/battle-workbook/cloud-container-w09.docx
+++ b/contents/battle-workbook/cloud-container-w09.docx
@@ -308,7 +308,7 @@
           <w:rFonts w:ascii="Consolas" w:hAnsi="Consolas"/>
           <w:sz w:val="19"/>
         </w:rPr>
-        <w:t>curl -s -A "cc09r1-kim" -H "Host: admin.6v6.lab" -H "Content-Type: application/json" \</w:t>
+        <w:t>curl -s -A "cc09r1-kim" -H "Host: admin.el34.lab" -H "Content-Type: application/json" \</w:t>
         <w:br/>
         <w:t xml:space="preserve">  --data '{"event":"cc09r1-kim","cmd":"env"}' "http://192.168.0.161/function/invoke"</w:t>
       </w:r>
